--- a/src/OpenXmlHtml.Tests/WordConvertToDocxTests.LinksAndImages.Net.verified.docx
+++ b/src/OpenXmlHtml.Tests/WordConvertToDocxTests.LinksAndImages.Net.verified.docx
@@ -6,16 +6,15 @@
       <w:r>
         <w:t xml:space="preserve">Visit </w:t>
       </w:r>
-      <w:r>
-        <w:rPr>
-          <w:u w:val="single"/>
-          <w:color w:val="0563C1"/>
-        </w:rPr>
-        <w:t xml:space="preserve">our site</w:t>
-      </w:r>
-      <w:r>
-        <w:t xml:space="preserve"> (https://example.com)</w:t>
-      </w:r>
+      <w:hyperlink xmlns:r="http://schemas.openxmlformats.org/officeDocument/2006/relationships" r:id="DeterministicId1">
+        <w:r>
+          <w:rPr>
+            <w:u w:val="single"/>
+            <w:color w:val="0563C1"/>
+          </w:rPr>
+          <w:t xml:space="preserve">our site</w:t>
+        </w:r>
+      </w:hyperlink>
     </w:p>
     <w:p>
       <w:r>

--- a/src/OpenXmlHtml.Tests/WordConvertToDocxTests.LinksAndImages.Net.verified.docx
+++ b/src/OpenXmlHtml.Tests/WordConvertToDocxTests.LinksAndImages.Net.verified.docx
@@ -37,6 +37,10 @@
         <w:t xml:space="preserve"> </w:t>
       </w:r>
     </w:p>
+    <w:sectPr>
+      <w:pgSz w:w="11906" w:h="16838"/>
+      <w:pgMar w:top="1440" w:right="1440" w:bottom="1440" w:left="1440" w:header="720" w:footer="720" w:gutter="0"/>
+    </w:sectPr>
   </w:body>
 </w:document>
 </file>